--- a/reports/2026-10-20/YouTube_AI趨勢研究雷達_2026-10-20_完整報告.docx
+++ b/reports/2026-10-20/YouTube_AI趨勢研究雷達_2026-10-20_完整報告.docx
@@ -12,7 +12,7 @@
     </w:p>
     <w:p>
       <w:r>
-        <w:t>自動產出時間：2026-10-20T00:52:07.615767+00:00 | 資料來源：YouTube Research MCP | 近72h去重樣本：40</w:t>
+        <w:t>自動產出時間：2026-10-20T01:17:03.270365+00:00 | 資料來源：YouTube Research MCP | 近72h去重樣本：40</w:t>
       </w:r>
     </w:p>
     <w:p>
@@ -38,70 +38,70 @@
     </w:p>
     <w:p>
       <w:r>
-        <w:t>1. THE FIRST PROMPT｜#usutaku_channel｜33,046 views｜2026-10-17T14:19:59Z</w:t>
+        <w:t>1. THE FIRST PROMPT｜#usutaku_channel｜33,119 views｜2026-10-17T14:19:59Z</w:t>
         <w:br/>
         <w:t>https://www.youtube.com/watch?v=LSG8uiijxYI</w:t>
       </w:r>
     </w:p>
     <w:p>
       <w:r>
-        <w:t>2. 【最新副業】Canva×AIデジタルペーパー副業‼️月10万円を稼ぐ全手順・ロードマップ｜mikimiki web スクール｜25,917 views｜2026-10-17T10:12:28Z</w:t>
+        <w:t>2. 【最新副業】Canva×AIデジタルペーパー副業‼️月10万円を稼ぐ全手順・ロードマップ｜mikimiki web スクール｜26,028 views｜2026-10-17T10:12:28Z</w:t>
         <w:br/>
         <w:t>https://www.youtube.com/watch?v=_OdzKNRzeN8</w:t>
       </w:r>
     </w:p>
     <w:p>
       <w:r>
-        <w:t>3. 【視聴者が実際に稼いだ‼️】AI動画で2ヶ月で登録者10万人！顔出し・声出しなしでAI×YouTubeで月●●万円稼いだ方法を超初心者向け徹底解説【AI副業】｜あべむつき【ラッキーマイン】｜25,010 views｜2026-10-17T11:00:08Z</w:t>
+        <w:t>3. 【視聴者が実際に稼いだ‼️】AI動画で2ヶ月で登録者10万人！顔出し・声出しなしでAI×YouTubeで月●●万円稼いだ方法を超初心者向け徹底解説【AI副業】｜あべむつき【ラッキーマイン】｜25,199 views｜2026-10-17T11:00:08Z</w:t>
         <w:br/>
         <w:t>https://www.youtube.com/watch?v=rxTMoFZC3bs</w:t>
       </w:r>
     </w:p>
     <w:p>
       <w:r>
-        <w:t>4. 【詰みます】AI×noteで稼げるのは今だけ？収益化の弊害が出る構造的理由｜note研究家ひらかわ｜14,022 views｜2026-10-17T09:00:17Z</w:t>
+        <w:t>4. 【詰みます】AI×noteで稼げるのは今だけ？収益化の弊害が出る構造的理由｜note研究家ひらかわ｜14,133 views｜2026-10-17T09:00:17Z</w:t>
         <w:br/>
         <w:t>https://www.youtube.com/watch?v=zi65-akmWUc</w:t>
       </w:r>
     </w:p>
     <w:p>
       <w:r>
-        <w:t>5. 滿手台股AI股，小心只賺到上半場！AI下半場獲利這邊看｜峰哥、超馬芭樂│Smart投資教室｜Smart智富月刊｜12,722 views｜2026-10-19T09:00:08Z</w:t>
+        <w:t>5. 滿手台股AI股，小心只賺到上半場！AI下半場獲利這邊看｜峰哥、超馬芭樂│Smart投資教室｜Smart智富月刊｜13,010 views｜2026-10-19T09:00:08Z</w:t>
         <w:br/>
         <w:t>https://www.youtube.com/watch?v=-zADRXYAkaU</w:t>
       </w:r>
     </w:p>
     <w:p>
       <w:r>
-        <w:t>6. 黄仁勋算账：AI收入撑得起几万亿美元的资本开支吗​ | 黄仁勋 | 英伟达 | AI泡沫 | 资本开支 | AI基建 | 数据中心 | OpenAI | Anthropic | 太空数据中心｜最佳拍档｜11,502 views｜2026-10-19T12:00:39Z</w:t>
+        <w:t>6. 黄仁勋算账：AI收入撑得起几万亿美元的资本开支吗​ | 黄仁勋 | 英伟达 | AI泡沫 | 资本开支 | AI基建 | 数据中心 | OpenAI | Anthropic | 太空数据中心｜最佳拍档｜11,837 views｜2026-10-19T12:00:39Z</w:t>
         <w:br/>
         <w:t>https://www.youtube.com/watch?v=8IOqkjte3no</w:t>
       </w:r>
     </w:p>
     <w:p>
       <w:r>
-        <w:t>7. 【2027年版】Threads×note完全攻略！Claudeで自動化する全手順｜スレッズAI副業の始め方｜で​ぷれ-AIヲタク｜7,541 views｜2026-10-17T11:00:17Z</w:t>
+        <w:t>7. 【2027年版】Threads×note完全攻略！Claudeで自動化する全手順｜スレッズAI副業の始め方｜で​ぷれ-AIヲタク｜7,568 views｜2026-10-17T11:00:17Z</w:t>
         <w:br/>
         <w:t>https://www.youtube.com/watch?v=sBUZEPju68E</w:t>
       </w:r>
     </w:p>
     <w:p>
       <w:r>
-        <w:t>8. 【衝撃】AI動画編集、やり方で約53万円変わりました　#ai副業 #ラッキーマイン #動画編集｜あべむつき【ラッキーマイン】｜6,777 views｜2026-10-18T11:00:19Z</w:t>
+        <w:t>8. 【衝撃】AI動画編集、やり方で約53万円変わりました　#ai副業 #ラッキーマイン #動画編集｜あべむつき【ラッキーマイン】｜6,915 views｜2026-10-18T11:00:19Z</w:t>
         <w:br/>
         <w:t>https://www.youtube.com/watch?v=lKgkvoh89IU</w:t>
       </w:r>
     </w:p>
     <w:p>
       <w:r>
-        <w:t>9. 【今日からできる】GPT image2.5で「画像1枚作るだけ」で稼ぐAI副業を大公開します！【AIアフィリエイト】｜ルパン15世【在宅で稼ぐ顔出しなしアフィリエイト】｜5,001 views｜2026-10-18T11:00:29Z</w:t>
+        <w:t>9. 【今日からできる】GPT image2.5で「画像1枚作るだけ」で稼ぐAI副業を大公開します！【AIアフィリエイト】｜ルパン15世【在宅で稼ぐ顔出しなしアフィリエイト】｜5,047 views｜2026-10-18T11:00:29Z</w:t>
         <w:br/>
         <w:t>https://www.youtube.com/watch?v=ytRE9CIedUc</w:t>
       </w:r>
     </w:p>
     <w:p>
       <w:r>
-        <w:t>10. 【AI副業】広告費1万5,000円で20万ダウンロード。日本でも今夜から同じことができます｜ブレイク・アンダーソン｜シンギュラリティ【海外AI起業家の逆転ストーリー】｜4,848 views｜2026-10-17T09:00:14Z</w:t>
+        <w:t>10. 【AI副業】広告費1万5,000円で20万ダウンロード。日本でも今夜から同じことができます｜ブレイク・アンダーソン｜シンギュラリティ【海外AI起業家の逆転ストーリー】｜4,891 views｜2026-10-17T09:00:14Z</w:t>
         <w:br/>
         <w:t>https://www.youtube.com/watch?v=TW64VxNp-A0</w:t>
       </w:r>
@@ -207,7 +207,7 @@
     </w:p>
     <w:p>
       <w:r>
-        <w:t>・有意義な動画になりました！！ また、同じ長崎で、まさかあの動画を作成されている方がいるとは、勇気づけられました！！ 私も負けずに頑張っていきたいと思います。</w:t>
+        <w:t>・今回の動画を見て、動画にしても画像にしても、誰に何をどんなモノを届けたいのか、作り手の方がしっかり考えて作られているのだなぁっていうのが伝わりました。ただただ「収益化」じゃなく、作り手側のアイデアや構想があって伝えたいモノがあって、それを作って、それが「収益」に繋がっていくというのが伝わってくる動画でした。ありがとうございました。</w:t>
       </w:r>
     </w:p>
     <w:p>
